--- a/markers/4x4-min.docx
+++ b/markers/4x4-min.docx
@@ -640,18 +640,18 @@
                 <w:noProof/>
               </w:rPr>
               <w:drawing>
-                <wp:inline distT="0" distB="0" distL="0" distR="0" wp14:anchorId="0792A9D0" wp14:editId="279BE6F9">
+                <wp:inline distT="0" distB="0" distL="0" distR="0" wp14:anchorId="56F0E3D9" wp14:editId="6F4EF332">
                   <wp:extent cx="468000" cy="468000"/>
                   <wp:effectExtent l="0" t="0" r="8255" b="8255"/>
-                  <wp:docPr id="42" name="Рисунок 42"/>
-                  <wp:cNvGraphicFramePr>
-                    <a:graphicFrameLocks xmlns:a="http://schemas.openxmlformats.org/drawingml/2006/main" noChangeAspect="1"/>
-                  </wp:cNvGraphicFramePr>
-                  <a:graphic xmlns:a="http://schemas.openxmlformats.org/drawingml/2006/main">
-                    <a:graphicData uri="http://schemas.openxmlformats.org/drawingml/2006/picture">
-                      <pic:pic xmlns:pic="http://schemas.openxmlformats.org/drawingml/2006/picture">
-                        <pic:nvPicPr>
-                          <pic:cNvPr id="0" name="Picture 64"/>
+                  <wp:docPr id="1" name="Рисунок 1"/>
+                  <wp:cNvGraphicFramePr>
+                    <a:graphicFrameLocks xmlns:a="http://schemas.openxmlformats.org/drawingml/2006/main" noChangeAspect="1"/>
+                  </wp:cNvGraphicFramePr>
+                  <a:graphic xmlns:a="http://schemas.openxmlformats.org/drawingml/2006/main">
+                    <a:graphicData uri="http://schemas.openxmlformats.org/drawingml/2006/picture">
+                      <pic:pic xmlns:pic="http://schemas.openxmlformats.org/drawingml/2006/picture">
+                        <pic:nvPicPr>
+                          <pic:cNvPr id="0" name="Picture 1"/>
                           <pic:cNvPicPr>
                             <a:picLocks noChangeAspect="1" noChangeArrowheads="1"/>
                           </pic:cNvPicPr>
@@ -706,18 +706,18 @@
                 <w:noProof/>
               </w:rPr>
               <w:drawing>
-                <wp:inline distT="0" distB="0" distL="0" distR="0" wp14:anchorId="7AE4D9D5" wp14:editId="02F5D85E">
+                <wp:inline distT="0" distB="0" distL="0" distR="0" wp14:anchorId="2F0DE3F1" wp14:editId="3945EF6F">
                   <wp:extent cx="468000" cy="468000"/>
                   <wp:effectExtent l="0" t="0" r="8255" b="8255"/>
-                  <wp:docPr id="43" name="Рисунок 43"/>
-                  <wp:cNvGraphicFramePr>
-                    <a:graphicFrameLocks xmlns:a="http://schemas.openxmlformats.org/drawingml/2006/main" noChangeAspect="1"/>
-                  </wp:cNvGraphicFramePr>
-                  <a:graphic xmlns:a="http://schemas.openxmlformats.org/drawingml/2006/main">
-                    <a:graphicData uri="http://schemas.openxmlformats.org/drawingml/2006/picture">
-                      <pic:pic xmlns:pic="http://schemas.openxmlformats.org/drawingml/2006/picture">
-                        <pic:nvPicPr>
-                          <pic:cNvPr id="0" name="Picture 66"/>
+                  <wp:docPr id="18" name="Рисунок 18"/>
+                  <wp:cNvGraphicFramePr>
+                    <a:graphicFrameLocks xmlns:a="http://schemas.openxmlformats.org/drawingml/2006/main" noChangeAspect="1"/>
+                  </wp:cNvGraphicFramePr>
+                  <a:graphic xmlns:a="http://schemas.openxmlformats.org/drawingml/2006/main">
+                    <a:graphicData uri="http://schemas.openxmlformats.org/drawingml/2006/picture">
+                      <pic:pic xmlns:pic="http://schemas.openxmlformats.org/drawingml/2006/picture">
+                        <pic:nvPicPr>
+                          <pic:cNvPr id="0" name="Picture 13"/>
                           <pic:cNvPicPr>
                             <a:picLocks noChangeAspect="1" noChangeArrowheads="1"/>
                           </pic:cNvPicPr>
@@ -772,18 +772,18 @@
                 <w:noProof/>
               </w:rPr>
               <w:drawing>
-                <wp:inline distT="0" distB="0" distL="0" distR="0" wp14:anchorId="57C43EBE" wp14:editId="2C7A3962">
+                <wp:inline distT="0" distB="0" distL="0" distR="0" wp14:anchorId="4FF1164C" wp14:editId="249B0AD1">
                   <wp:extent cx="468000" cy="468000"/>
                   <wp:effectExtent l="0" t="0" r="8255" b="8255"/>
-                  <wp:docPr id="44" name="Рисунок 44"/>
-                  <wp:cNvGraphicFramePr>
-                    <a:graphicFrameLocks xmlns:a="http://schemas.openxmlformats.org/drawingml/2006/main" noChangeAspect="1"/>
-                  </wp:cNvGraphicFramePr>
-                  <a:graphic xmlns:a="http://schemas.openxmlformats.org/drawingml/2006/main">
-                    <a:graphicData uri="http://schemas.openxmlformats.org/drawingml/2006/picture">
-                      <pic:pic xmlns:pic="http://schemas.openxmlformats.org/drawingml/2006/picture">
-                        <pic:nvPicPr>
-                          <pic:cNvPr id="0" name="Picture 68"/>
+                  <wp:docPr id="21" name="Рисунок 21"/>
+                  <wp:cNvGraphicFramePr>
+                    <a:graphicFrameLocks xmlns:a="http://schemas.openxmlformats.org/drawingml/2006/main" noChangeAspect="1"/>
+                  </wp:cNvGraphicFramePr>
+                  <a:graphic xmlns:a="http://schemas.openxmlformats.org/drawingml/2006/main">
+                    <a:graphicData uri="http://schemas.openxmlformats.org/drawingml/2006/picture">
+                      <pic:pic xmlns:pic="http://schemas.openxmlformats.org/drawingml/2006/picture">
+                        <pic:nvPicPr>
+                          <pic:cNvPr id="0" name="Picture 19"/>
                           <pic:cNvPicPr>
                             <a:picLocks noChangeAspect="1" noChangeArrowheads="1"/>
                           </pic:cNvPicPr>
@@ -1442,18 +1442,18 @@
                 <w:noProof/>
               </w:rPr>
               <w:drawing>
-                <wp:inline distT="0" distB="0" distL="0" distR="0" wp14:anchorId="09DFB42C" wp14:editId="0F070CAD">
+                <wp:inline distT="0" distB="0" distL="0" distR="0" wp14:anchorId="67EFA6DC" wp14:editId="42D4BDB9">
                   <wp:extent cx="468000" cy="468000"/>
                   <wp:effectExtent l="0" t="0" r="8255" b="8255"/>
-                  <wp:docPr id="45" name="Рисунок 45"/>
-                  <wp:cNvGraphicFramePr>
-                    <a:graphicFrameLocks xmlns:a="http://schemas.openxmlformats.org/drawingml/2006/main" noChangeAspect="1"/>
-                  </wp:cNvGraphicFramePr>
-                  <a:graphic xmlns:a="http://schemas.openxmlformats.org/drawingml/2006/main">
-                    <a:graphicData uri="http://schemas.openxmlformats.org/drawingml/2006/picture">
-                      <pic:pic xmlns:pic="http://schemas.openxmlformats.org/drawingml/2006/picture">
-                        <pic:nvPicPr>
-                          <pic:cNvPr id="0" name="Picture 70"/>
+                  <wp:docPr id="2" name="Рисунок 2"/>
+                  <wp:cNvGraphicFramePr>
+                    <a:graphicFrameLocks xmlns:a="http://schemas.openxmlformats.org/drawingml/2006/main" noChangeAspect="1"/>
+                  </wp:cNvGraphicFramePr>
+                  <a:graphic xmlns:a="http://schemas.openxmlformats.org/drawingml/2006/main">
+                    <a:graphicData uri="http://schemas.openxmlformats.org/drawingml/2006/picture">
+                      <pic:pic xmlns:pic="http://schemas.openxmlformats.org/drawingml/2006/picture">
+                        <pic:nvPicPr>
+                          <pic:cNvPr id="0" name="Picture 3"/>
                           <pic:cNvPicPr>
                             <a:picLocks noChangeAspect="1" noChangeArrowheads="1"/>
                           </pic:cNvPicPr>
@@ -1508,18 +1508,18 @@
                 <w:noProof/>
               </w:rPr>
               <w:drawing>
-                <wp:inline distT="0" distB="0" distL="0" distR="0" wp14:anchorId="56020985" wp14:editId="1C7E02EB">
+                <wp:inline distT="0" distB="0" distL="0" distR="0" wp14:anchorId="241CDA24" wp14:editId="439FF2C0">
                   <wp:extent cx="468000" cy="468000"/>
                   <wp:effectExtent l="0" t="0" r="8255" b="8255"/>
-                  <wp:docPr id="46" name="Рисунок 46"/>
-                  <wp:cNvGraphicFramePr>
-                    <a:graphicFrameLocks xmlns:a="http://schemas.openxmlformats.org/drawingml/2006/main" noChangeAspect="1"/>
-                  </wp:cNvGraphicFramePr>
-                  <a:graphic xmlns:a="http://schemas.openxmlformats.org/drawingml/2006/main">
-                    <a:graphicData uri="http://schemas.openxmlformats.org/drawingml/2006/picture">
-                      <pic:pic xmlns:pic="http://schemas.openxmlformats.org/drawingml/2006/picture">
-                        <pic:nvPicPr>
-                          <pic:cNvPr id="0" name="Picture 72"/>
+                  <wp:docPr id="19" name="Рисунок 19"/>
+                  <wp:cNvGraphicFramePr>
+                    <a:graphicFrameLocks xmlns:a="http://schemas.openxmlformats.org/drawingml/2006/main" noChangeAspect="1"/>
+                  </wp:cNvGraphicFramePr>
+                  <a:graphic xmlns:a="http://schemas.openxmlformats.org/drawingml/2006/main">
+                    <a:graphicData uri="http://schemas.openxmlformats.org/drawingml/2006/picture">
+                      <pic:pic xmlns:pic="http://schemas.openxmlformats.org/drawingml/2006/picture">
+                        <pic:nvPicPr>
+                          <pic:cNvPr id="0" name="Picture 15"/>
                           <pic:cNvPicPr>
                             <a:picLocks noChangeAspect="1" noChangeArrowheads="1"/>
                           </pic:cNvPicPr>
@@ -1574,18 +1574,18 @@
                 <w:noProof/>
               </w:rPr>
               <w:drawing>
-                <wp:inline distT="0" distB="0" distL="0" distR="0" wp14:anchorId="56DEBBEE" wp14:editId="16EC0FE7">
+                <wp:inline distT="0" distB="0" distL="0" distR="0" wp14:anchorId="6246CDCE" wp14:editId="6AFABCFB">
                   <wp:extent cx="468000" cy="468000"/>
                   <wp:effectExtent l="0" t="0" r="8255" b="8255"/>
-                  <wp:docPr id="47" name="Рисунок 47"/>
-                  <wp:cNvGraphicFramePr>
-                    <a:graphicFrameLocks xmlns:a="http://schemas.openxmlformats.org/drawingml/2006/main" noChangeAspect="1"/>
-                  </wp:cNvGraphicFramePr>
-                  <a:graphic xmlns:a="http://schemas.openxmlformats.org/drawingml/2006/main">
-                    <a:graphicData uri="http://schemas.openxmlformats.org/drawingml/2006/picture">
-                      <pic:pic xmlns:pic="http://schemas.openxmlformats.org/drawingml/2006/picture">
-                        <pic:nvPicPr>
-                          <pic:cNvPr id="0" name="Picture 74"/>
+                  <wp:docPr id="22" name="Рисунок 22"/>
+                  <wp:cNvGraphicFramePr>
+                    <a:graphicFrameLocks xmlns:a="http://schemas.openxmlformats.org/drawingml/2006/main" noChangeAspect="1"/>
+                  </wp:cNvGraphicFramePr>
+                  <a:graphic xmlns:a="http://schemas.openxmlformats.org/drawingml/2006/main">
+                    <a:graphicData uri="http://schemas.openxmlformats.org/drawingml/2006/picture">
+                      <pic:pic xmlns:pic="http://schemas.openxmlformats.org/drawingml/2006/picture">
+                        <pic:nvPicPr>
+                          <pic:cNvPr id="0" name="Picture 21"/>
                           <pic:cNvPicPr>
                             <a:picLocks noChangeAspect="1" noChangeArrowheads="1"/>
                           </pic:cNvPicPr>
@@ -2041,18 +2041,18 @@
                 <w:noProof/>
               </w:rPr>
               <w:drawing>
-                <wp:inline distT="0" distB="0" distL="0" distR="0" wp14:anchorId="41304E1D" wp14:editId="130A2A79">
+                <wp:inline distT="0" distB="0" distL="0" distR="0" wp14:anchorId="19635625" wp14:editId="58693593">
                   <wp:extent cx="468000" cy="468000"/>
                   <wp:effectExtent l="0" t="0" r="8255" b="8255"/>
-                  <wp:docPr id="39" name="Рисунок 39"/>
-                  <wp:cNvGraphicFramePr>
-                    <a:graphicFrameLocks xmlns:a="http://schemas.openxmlformats.org/drawingml/2006/main" noChangeAspect="1"/>
-                  </wp:cNvGraphicFramePr>
-                  <a:graphic xmlns:a="http://schemas.openxmlformats.org/drawingml/2006/main">
-                    <a:graphicData uri="http://schemas.openxmlformats.org/drawingml/2006/picture">
-                      <pic:pic xmlns:pic="http://schemas.openxmlformats.org/drawingml/2006/picture">
-                        <pic:nvPicPr>
-                          <pic:cNvPr id="0" name="Picture 58"/>
+                  <wp:docPr id="15" name="Рисунок 15"/>
+                  <wp:cNvGraphicFramePr>
+                    <a:graphicFrameLocks xmlns:a="http://schemas.openxmlformats.org/drawingml/2006/main" noChangeAspect="1"/>
+                  </wp:cNvGraphicFramePr>
+                  <a:graphic xmlns:a="http://schemas.openxmlformats.org/drawingml/2006/main">
+                    <a:graphicData uri="http://schemas.openxmlformats.org/drawingml/2006/picture">
+                      <pic:pic xmlns:pic="http://schemas.openxmlformats.org/drawingml/2006/picture">
+                        <pic:nvPicPr>
+                          <pic:cNvPr id="0" name="Picture 7"/>
                           <pic:cNvPicPr>
                             <a:picLocks noChangeAspect="1" noChangeArrowheads="1"/>
                           </pic:cNvPicPr>
@@ -2108,18 +2108,18 @@
                 <w:noProof/>
               </w:rPr>
               <w:drawing>
-                <wp:inline distT="0" distB="0" distL="0" distR="0" wp14:anchorId="2207F6F2" wp14:editId="05A8922B">
+                <wp:inline distT="0" distB="0" distL="0" distR="0" wp14:anchorId="1A19573D" wp14:editId="57392AB5">
                   <wp:extent cx="468000" cy="468000"/>
                   <wp:effectExtent l="0" t="0" r="8255" b="8255"/>
-                  <wp:docPr id="40" name="Рисунок 40"/>
-                  <wp:cNvGraphicFramePr>
-                    <a:graphicFrameLocks xmlns:a="http://schemas.openxmlformats.org/drawingml/2006/main" noChangeAspect="1"/>
-                  </wp:cNvGraphicFramePr>
-                  <a:graphic xmlns:a="http://schemas.openxmlformats.org/drawingml/2006/main">
-                    <a:graphicData uri="http://schemas.openxmlformats.org/drawingml/2006/picture">
-                      <pic:pic xmlns:pic="http://schemas.openxmlformats.org/drawingml/2006/picture">
-                        <pic:nvPicPr>
-                          <pic:cNvPr id="0" name="Picture 60"/>
+                  <wp:docPr id="16" name="Рисунок 16"/>
+                  <wp:cNvGraphicFramePr>
+                    <a:graphicFrameLocks xmlns:a="http://schemas.openxmlformats.org/drawingml/2006/main" noChangeAspect="1"/>
+                  </wp:cNvGraphicFramePr>
+                  <a:graphic xmlns:a="http://schemas.openxmlformats.org/drawingml/2006/main">
+                    <a:graphicData uri="http://schemas.openxmlformats.org/drawingml/2006/picture">
+                      <pic:pic xmlns:pic="http://schemas.openxmlformats.org/drawingml/2006/picture">
+                        <pic:nvPicPr>
+                          <pic:cNvPr id="0" name="Picture 9"/>
                           <pic:cNvPicPr>
                             <a:picLocks noChangeAspect="1" noChangeArrowheads="1"/>
                           </pic:cNvPicPr>
@@ -2175,18 +2175,18 @@
                 <w:noProof/>
               </w:rPr>
               <w:drawing>
-                <wp:inline distT="0" distB="0" distL="0" distR="0" wp14:anchorId="721B6B5F" wp14:editId="113AE415">
+                <wp:inline distT="0" distB="0" distL="0" distR="0" wp14:anchorId="236EC0DA" wp14:editId="47284795">
                   <wp:extent cx="468000" cy="468000"/>
                   <wp:effectExtent l="0" t="0" r="8255" b="8255"/>
-                  <wp:docPr id="41" name="Рисунок 41"/>
-                  <wp:cNvGraphicFramePr>
-                    <a:graphicFrameLocks xmlns:a="http://schemas.openxmlformats.org/drawingml/2006/main" noChangeAspect="1"/>
-                  </wp:cNvGraphicFramePr>
-                  <a:graphic xmlns:a="http://schemas.openxmlformats.org/drawingml/2006/main">
-                    <a:graphicData uri="http://schemas.openxmlformats.org/drawingml/2006/picture">
-                      <pic:pic xmlns:pic="http://schemas.openxmlformats.org/drawingml/2006/picture">
-                        <pic:nvPicPr>
-                          <pic:cNvPr id="0" name="Picture 62"/>
+                  <wp:docPr id="17" name="Рисунок 17"/>
+                  <wp:cNvGraphicFramePr>
+                    <a:graphicFrameLocks xmlns:a="http://schemas.openxmlformats.org/drawingml/2006/main" noChangeAspect="1"/>
+                  </wp:cNvGraphicFramePr>
+                  <a:graphic xmlns:a="http://schemas.openxmlformats.org/drawingml/2006/main">
+                    <a:graphicData uri="http://schemas.openxmlformats.org/drawingml/2006/picture">
+                      <pic:pic xmlns:pic="http://schemas.openxmlformats.org/drawingml/2006/picture">
+                        <pic:nvPicPr>
+                          <pic:cNvPr id="0" name="Picture 11"/>
                           <pic:cNvPicPr>
                             <a:picLocks noChangeAspect="1" noChangeArrowheads="1"/>
                           </pic:cNvPicPr>
@@ -2242,18 +2242,18 @@
                 <w:noProof/>
               </w:rPr>
               <w:drawing>
-                <wp:inline distT="0" distB="0" distL="0" distR="0" wp14:anchorId="073B267B" wp14:editId="02804125">
+                <wp:inline distT="0" distB="0" distL="0" distR="0" wp14:anchorId="4A984A1E" wp14:editId="767F4615">
                   <wp:extent cx="468000" cy="468000"/>
                   <wp:effectExtent l="0" t="0" r="8255" b="8255"/>
-                  <wp:docPr id="48" name="Рисунок 48"/>
-                  <wp:cNvGraphicFramePr>
-                    <a:graphicFrameLocks xmlns:a="http://schemas.openxmlformats.org/drawingml/2006/main" noChangeAspect="1"/>
-                  </wp:cNvGraphicFramePr>
-                  <a:graphic xmlns:a="http://schemas.openxmlformats.org/drawingml/2006/main">
-                    <a:graphicData uri="http://schemas.openxmlformats.org/drawingml/2006/picture">
-                      <pic:pic xmlns:pic="http://schemas.openxmlformats.org/drawingml/2006/picture">
-                        <pic:nvPicPr>
-                          <pic:cNvPr id="0" name="Picture 76"/>
+                  <wp:docPr id="9" name="Рисунок 9"/>
+                  <wp:cNvGraphicFramePr>
+                    <a:graphicFrameLocks xmlns:a="http://schemas.openxmlformats.org/drawingml/2006/main" noChangeAspect="1"/>
+                  </wp:cNvGraphicFramePr>
+                  <a:graphic xmlns:a="http://schemas.openxmlformats.org/drawingml/2006/main">
+                    <a:graphicData uri="http://schemas.openxmlformats.org/drawingml/2006/picture">
+                      <pic:pic xmlns:pic="http://schemas.openxmlformats.org/drawingml/2006/picture">
+                        <pic:nvPicPr>
+                          <pic:cNvPr id="0" name="Picture 5"/>
                           <pic:cNvPicPr>
                             <a:picLocks noChangeAspect="1" noChangeArrowheads="1"/>
                           </pic:cNvPicPr>
@@ -2309,18 +2309,18 @@
                 <w:noProof/>
               </w:rPr>
               <w:drawing>
-                <wp:inline distT="0" distB="0" distL="0" distR="0" wp14:anchorId="670A2598" wp14:editId="5E3B10B7">
+                <wp:inline distT="0" distB="0" distL="0" distR="0" wp14:anchorId="6C0329B0" wp14:editId="5A492868">
                   <wp:extent cx="468000" cy="468000"/>
                   <wp:effectExtent l="0" t="0" r="8255" b="8255"/>
-                  <wp:docPr id="49" name="Рисунок 49"/>
-                  <wp:cNvGraphicFramePr>
-                    <a:graphicFrameLocks xmlns:a="http://schemas.openxmlformats.org/drawingml/2006/main" noChangeAspect="1"/>
-                  </wp:cNvGraphicFramePr>
-                  <a:graphic xmlns:a="http://schemas.openxmlformats.org/drawingml/2006/main">
-                    <a:graphicData uri="http://schemas.openxmlformats.org/drawingml/2006/picture">
-                      <pic:pic xmlns:pic="http://schemas.openxmlformats.org/drawingml/2006/picture">
-                        <pic:nvPicPr>
-                          <pic:cNvPr id="0" name="Picture 78"/>
+                  <wp:docPr id="20" name="Рисунок 20"/>
+                  <wp:cNvGraphicFramePr>
+                    <a:graphicFrameLocks xmlns:a="http://schemas.openxmlformats.org/drawingml/2006/main" noChangeAspect="1"/>
+                  </wp:cNvGraphicFramePr>
+                  <a:graphic xmlns:a="http://schemas.openxmlformats.org/drawingml/2006/main">
+                    <a:graphicData uri="http://schemas.openxmlformats.org/drawingml/2006/picture">
+                      <pic:pic xmlns:pic="http://schemas.openxmlformats.org/drawingml/2006/picture">
+                        <pic:nvPicPr>
+                          <pic:cNvPr id="0" name="Picture 17"/>
                           <pic:cNvPicPr>
                             <a:picLocks noChangeAspect="1" noChangeArrowheads="1"/>
                           </pic:cNvPicPr>
@@ -2375,18 +2375,18 @@
                 <w:noProof/>
               </w:rPr>
               <w:drawing>
-                <wp:inline distT="0" distB="0" distL="0" distR="0" wp14:anchorId="3D83891A" wp14:editId="5498CB74">
+                <wp:inline distT="0" distB="0" distL="0" distR="0" wp14:anchorId="7CEBC9E2" wp14:editId="3030C6D8">
                   <wp:extent cx="468000" cy="468000"/>
                   <wp:effectExtent l="0" t="0" r="8255" b="8255"/>
-                  <wp:docPr id="50" name="Рисунок 50"/>
-                  <wp:cNvGraphicFramePr>
-                    <a:graphicFrameLocks xmlns:a="http://schemas.openxmlformats.org/drawingml/2006/main" noChangeAspect="1"/>
-                  </wp:cNvGraphicFramePr>
-                  <a:graphic xmlns:a="http://schemas.openxmlformats.org/drawingml/2006/main">
-                    <a:graphicData uri="http://schemas.openxmlformats.org/drawingml/2006/picture">
-                      <pic:pic xmlns:pic="http://schemas.openxmlformats.org/drawingml/2006/picture">
-                        <pic:nvPicPr>
-                          <pic:cNvPr id="0" name="Picture 80"/>
+                  <wp:docPr id="24" name="Рисунок 24"/>
+                  <wp:cNvGraphicFramePr>
+                    <a:graphicFrameLocks xmlns:a="http://schemas.openxmlformats.org/drawingml/2006/main" noChangeAspect="1"/>
+                  </wp:cNvGraphicFramePr>
+                  <a:graphic xmlns:a="http://schemas.openxmlformats.org/drawingml/2006/main">
+                    <a:graphicData uri="http://schemas.openxmlformats.org/drawingml/2006/picture">
+                      <pic:pic xmlns:pic="http://schemas.openxmlformats.org/drawingml/2006/picture">
+                        <pic:nvPicPr>
+                          <pic:cNvPr id="0" name="Picture 23"/>
                           <pic:cNvPicPr>
                             <a:picLocks noChangeAspect="1" noChangeArrowheads="1"/>
                           </pic:cNvPicPr>
@@ -2436,9 +2436,7 @@
           </w:tcPr>
           <w:p>
             <w:pPr>
-              <w:jc w:val="center"/>
-              <w:rPr>
-                <w:noProof/>
+              <w:rPr>
                 <w:lang w:val="en-US"/>
               </w:rPr>
             </w:pPr>
@@ -2447,18 +2445,18 @@
                 <w:noProof/>
               </w:rPr>
               <w:drawing>
-                <wp:inline distT="0" distB="0" distL="0" distR="0" wp14:anchorId="6562BA2B" wp14:editId="5BA20A11">
+                <wp:inline distT="0" distB="0" distL="0" distR="0" wp14:anchorId="16444E90" wp14:editId="773ECC48">
                   <wp:extent cx="468000" cy="468000"/>
                   <wp:effectExtent l="0" t="0" r="8255" b="8255"/>
-                  <wp:docPr id="51" name="Рисунок 51"/>
-                  <wp:cNvGraphicFramePr>
-                    <a:graphicFrameLocks xmlns:a="http://schemas.openxmlformats.org/drawingml/2006/main" noChangeAspect="1"/>
-                  </wp:cNvGraphicFramePr>
-                  <a:graphic xmlns:a="http://schemas.openxmlformats.org/drawingml/2006/main">
-                    <a:graphicData uri="http://schemas.openxmlformats.org/drawingml/2006/picture">
-                      <pic:pic xmlns:pic="http://schemas.openxmlformats.org/drawingml/2006/picture">
-                        <pic:nvPicPr>
-                          <pic:cNvPr id="0" name="Picture 82"/>
+                  <wp:docPr id="31" name="Рисунок 31"/>
+                  <wp:cNvGraphicFramePr>
+                    <a:graphicFrameLocks xmlns:a="http://schemas.openxmlformats.org/drawingml/2006/main" noChangeAspect="1"/>
+                  </wp:cNvGraphicFramePr>
+                  <a:graphic xmlns:a="http://schemas.openxmlformats.org/drawingml/2006/main">
+                    <a:graphicData uri="http://schemas.openxmlformats.org/drawingml/2006/picture">
+                      <pic:pic xmlns:pic="http://schemas.openxmlformats.org/drawingml/2006/picture">
+                        <pic:nvPicPr>
+                          <pic:cNvPr id="0" name="Picture 25"/>
                           <pic:cNvPicPr>
                             <a:picLocks noChangeAspect="1" noChangeArrowheads="1"/>
                           </pic:cNvPicPr>
@@ -2496,144 +2494,31 @@
               </w:drawing>
             </w:r>
           </w:p>
-          <w:p>
-            <w:pPr>
-              <w:rPr>
-                <w:lang w:val="en-US"/>
-              </w:rPr>
-            </w:pPr>
-          </w:p>
-        </w:tc>
-        <w:tc>
-          <w:tcPr>
-            <w:tcW w:w="737" w:type="dxa"/>
-          </w:tcPr>
-          <w:p>
-            <w:pPr>
-              <w:jc w:val="center"/>
-              <w:rPr>
-                <w:noProof/>
-              </w:rPr>
-            </w:pPr>
-            <w:r>
-              <w:rPr>
-                <w:noProof/>
-              </w:rPr>
-              <w:drawing>
-                <wp:inline distT="0" distB="0" distL="0" distR="0" wp14:anchorId="7BD37481" wp14:editId="72690B02">
-                  <wp:extent cx="468000" cy="468000"/>
-                  <wp:effectExtent l="0" t="0" r="8255" b="8255"/>
-                  <wp:docPr id="52" name="Рисунок 52"/>
-                  <wp:cNvGraphicFramePr>
-                    <a:graphicFrameLocks xmlns:a="http://schemas.openxmlformats.org/drawingml/2006/main" noChangeAspect="1"/>
-                  </wp:cNvGraphicFramePr>
-                  <a:graphic xmlns:a="http://schemas.openxmlformats.org/drawingml/2006/main">
-                    <a:graphicData uri="http://schemas.openxmlformats.org/drawingml/2006/picture">
-                      <pic:pic xmlns:pic="http://schemas.openxmlformats.org/drawingml/2006/picture">
-                        <pic:nvPicPr>
-                          <pic:cNvPr id="0" name="Picture 84"/>
-                          <pic:cNvPicPr>
-                            <a:picLocks noChangeAspect="1" noChangeArrowheads="1"/>
-                          </pic:cNvPicPr>
-                        </pic:nvPicPr>
-                        <pic:blipFill>
-                          <a:blip r:embed="rId42" cstate="print">
-                            <a:extLst>
-                              <a:ext uri="{28A0092B-C50C-407E-A947-70E740481C1C}">
-                                <a14:useLocalDpi xmlns:a14="http://schemas.microsoft.com/office/drawing/2010/main" val="0"/>
-                              </a:ext>
-                            </a:extLst>
-                          </a:blip>
-                          <a:srcRect/>
-                          <a:stretch>
-                            <a:fillRect/>
-                          </a:stretch>
-                        </pic:blipFill>
-                        <pic:spPr bwMode="auto">
-                          <a:xfrm>
-                            <a:off x="0" y="0"/>
-                            <a:ext cx="468000" cy="468000"/>
-                          </a:xfrm>
-                          <a:prstGeom prst="rect">
-                            <a:avLst/>
-                          </a:prstGeom>
-                          <a:noFill/>
-                          <a:ln>
-                            <a:noFill/>
-                          </a:ln>
-                        </pic:spPr>
-                      </pic:pic>
-                    </a:graphicData>
-                  </a:graphic>
-                </wp:inline>
-              </w:drawing>
-            </w:r>
-          </w:p>
-        </w:tc>
-        <w:tc>
-          <w:tcPr>
-            <w:tcW w:w="737" w:type="dxa"/>
-          </w:tcPr>
-          <w:p>
-            <w:pPr>
-              <w:jc w:val="center"/>
-              <w:rPr>
-                <w:noProof/>
-              </w:rPr>
-            </w:pPr>
-            <w:r>
-              <w:rPr>
-                <w:noProof/>
-              </w:rPr>
-              <w:drawing>
-                <wp:inline distT="0" distB="0" distL="0" distR="0" wp14:anchorId="6E8CA258" wp14:editId="42D84DF4">
-                  <wp:extent cx="468000" cy="468000"/>
-                  <wp:effectExtent l="0" t="0" r="8255" b="8255"/>
-                  <wp:docPr id="53" name="Рисунок 53"/>
-                  <wp:cNvGraphicFramePr>
-                    <a:graphicFrameLocks xmlns:a="http://schemas.openxmlformats.org/drawingml/2006/main" noChangeAspect="1"/>
-                  </wp:cNvGraphicFramePr>
-                  <a:graphic xmlns:a="http://schemas.openxmlformats.org/drawingml/2006/main">
-                    <a:graphicData uri="http://schemas.openxmlformats.org/drawingml/2006/picture">
-                      <pic:pic xmlns:pic="http://schemas.openxmlformats.org/drawingml/2006/picture">
-                        <pic:nvPicPr>
-                          <pic:cNvPr id="0" name="Picture 86"/>
-                          <pic:cNvPicPr>
-                            <a:picLocks noChangeAspect="1" noChangeArrowheads="1"/>
-                          </pic:cNvPicPr>
-                        </pic:nvPicPr>
-                        <pic:blipFill>
-                          <a:blip r:embed="rId43" cstate="print">
-                            <a:extLst>
-                              <a:ext uri="{28A0092B-C50C-407E-A947-70E740481C1C}">
-                                <a14:useLocalDpi xmlns:a14="http://schemas.microsoft.com/office/drawing/2010/main" val="0"/>
-                              </a:ext>
-                            </a:extLst>
-                          </a:blip>
-                          <a:srcRect/>
-                          <a:stretch>
-                            <a:fillRect/>
-                          </a:stretch>
-                        </pic:blipFill>
-                        <pic:spPr bwMode="auto">
-                          <a:xfrm>
-                            <a:off x="0" y="0"/>
-                            <a:ext cx="468000" cy="468000"/>
-                          </a:xfrm>
-                          <a:prstGeom prst="rect">
-                            <a:avLst/>
-                          </a:prstGeom>
-                          <a:noFill/>
-                          <a:ln>
-                            <a:noFill/>
-                          </a:ln>
-                        </pic:spPr>
-                      </pic:pic>
-                    </a:graphicData>
-                  </a:graphic>
-                </wp:inline>
-              </w:drawing>
-            </w:r>
+        </w:tc>
+        <w:tc>
+          <w:tcPr>
+            <w:tcW w:w="737" w:type="dxa"/>
+          </w:tcPr>
+          <w:p>
+            <w:pPr>
+              <w:jc w:val="center"/>
+              <w:rPr>
+                <w:noProof/>
+              </w:rPr>
+            </w:pPr>
+          </w:p>
+        </w:tc>
+        <w:tc>
+          <w:tcPr>
+            <w:tcW w:w="737" w:type="dxa"/>
+          </w:tcPr>
+          <w:p>
+            <w:pPr>
+              <w:jc w:val="center"/>
+              <w:rPr>
+                <w:noProof/>
+              </w:rPr>
+            </w:pPr>
           </w:p>
         </w:tc>
         <w:tc>
@@ -2770,59 +2655,6 @@
                 <w:lang w:val="en-US"/>
               </w:rPr>
             </w:pPr>
-            <w:r>
-              <w:rPr>
-                <w:noProof/>
-              </w:rPr>
-              <w:drawing>
-                <wp:inline distT="0" distB="0" distL="0" distR="0" wp14:anchorId="37CC2530" wp14:editId="095FFFA7">
-                  <wp:extent cx="468000" cy="468000"/>
-                  <wp:effectExtent l="0" t="0" r="8255" b="8255"/>
-                  <wp:docPr id="54" name="Рисунок 54"/>
-                  <wp:cNvGraphicFramePr>
-                    <a:graphicFrameLocks xmlns:a="http://schemas.openxmlformats.org/drawingml/2006/main" noChangeAspect="1"/>
-                  </wp:cNvGraphicFramePr>
-                  <a:graphic xmlns:a="http://schemas.openxmlformats.org/drawingml/2006/main">
-                    <a:graphicData uri="http://schemas.openxmlformats.org/drawingml/2006/picture">
-                      <pic:pic xmlns:pic="http://schemas.openxmlformats.org/drawingml/2006/picture">
-                        <pic:nvPicPr>
-                          <pic:cNvPr id="0" name="Picture 88"/>
-                          <pic:cNvPicPr>
-                            <a:picLocks noChangeAspect="1" noChangeArrowheads="1"/>
-                          </pic:cNvPicPr>
-                        </pic:nvPicPr>
-                        <pic:blipFill>
-                          <a:blip r:embed="rId44" cstate="print">
-                            <a:extLst>
-                              <a:ext uri="{28A0092B-C50C-407E-A947-70E740481C1C}">
-                                <a14:useLocalDpi xmlns:a14="http://schemas.microsoft.com/office/drawing/2010/main" val="0"/>
-                              </a:ext>
-                            </a:extLst>
-                          </a:blip>
-                          <a:srcRect/>
-                          <a:stretch>
-                            <a:fillRect/>
-                          </a:stretch>
-                        </pic:blipFill>
-                        <pic:spPr bwMode="auto">
-                          <a:xfrm>
-                            <a:off x="0" y="0"/>
-                            <a:ext cx="468000" cy="468000"/>
-                          </a:xfrm>
-                          <a:prstGeom prst="rect">
-                            <a:avLst/>
-                          </a:prstGeom>
-                          <a:noFill/>
-                          <a:ln>
-                            <a:noFill/>
-                          </a:ln>
-                        </pic:spPr>
-                      </pic:pic>
-                    </a:graphicData>
-                  </a:graphic>
-                </wp:inline>
-              </w:drawing>
-            </w:r>
           </w:p>
         </w:tc>
         <w:tc>
@@ -2837,59 +2669,6 @@
                 <w:lang w:val="en-US"/>
               </w:rPr>
             </w:pPr>
-            <w:r>
-              <w:rPr>
-                <w:noProof/>
-              </w:rPr>
-              <w:drawing>
-                <wp:inline distT="0" distB="0" distL="0" distR="0" wp14:anchorId="7ECF1A96" wp14:editId="0EB75E19">
-                  <wp:extent cx="468000" cy="468000"/>
-                  <wp:effectExtent l="0" t="0" r="8255" b="8255"/>
-                  <wp:docPr id="55" name="Рисунок 55"/>
-                  <wp:cNvGraphicFramePr>
-                    <a:graphicFrameLocks xmlns:a="http://schemas.openxmlformats.org/drawingml/2006/main" noChangeAspect="1"/>
-                  </wp:cNvGraphicFramePr>
-                  <a:graphic xmlns:a="http://schemas.openxmlformats.org/drawingml/2006/main">
-                    <a:graphicData uri="http://schemas.openxmlformats.org/drawingml/2006/picture">
-                      <pic:pic xmlns:pic="http://schemas.openxmlformats.org/drawingml/2006/picture">
-                        <pic:nvPicPr>
-                          <pic:cNvPr id="0" name="Picture 90"/>
-                          <pic:cNvPicPr>
-                            <a:picLocks noChangeAspect="1" noChangeArrowheads="1"/>
-                          </pic:cNvPicPr>
-                        </pic:nvPicPr>
-                        <pic:blipFill>
-                          <a:blip r:embed="rId45" cstate="print">
-                            <a:extLst>
-                              <a:ext uri="{28A0092B-C50C-407E-A947-70E740481C1C}">
-                                <a14:useLocalDpi xmlns:a14="http://schemas.microsoft.com/office/drawing/2010/main" val="0"/>
-                              </a:ext>
-                            </a:extLst>
-                          </a:blip>
-                          <a:srcRect/>
-                          <a:stretch>
-                            <a:fillRect/>
-                          </a:stretch>
-                        </pic:blipFill>
-                        <pic:spPr bwMode="auto">
-                          <a:xfrm>
-                            <a:off x="0" y="0"/>
-                            <a:ext cx="468000" cy="468000"/>
-                          </a:xfrm>
-                          <a:prstGeom prst="rect">
-                            <a:avLst/>
-                          </a:prstGeom>
-                          <a:noFill/>
-                          <a:ln>
-                            <a:noFill/>
-                          </a:ln>
-                        </pic:spPr>
-                      </pic:pic>
-                    </a:graphicData>
-                  </a:graphic>
-                </wp:inline>
-              </w:drawing>
-            </w:r>
           </w:p>
         </w:tc>
         <w:tc>
@@ -2904,59 +2683,6 @@
                 <w:lang w:val="en-US"/>
               </w:rPr>
             </w:pPr>
-            <w:r>
-              <w:rPr>
-                <w:noProof/>
-              </w:rPr>
-              <w:drawing>
-                <wp:inline distT="0" distB="0" distL="0" distR="0" wp14:anchorId="0CC90033" wp14:editId="734961E4">
-                  <wp:extent cx="468000" cy="468000"/>
-                  <wp:effectExtent l="0" t="0" r="8255" b="8255"/>
-                  <wp:docPr id="56" name="Рисунок 56"/>
-                  <wp:cNvGraphicFramePr>
-                    <a:graphicFrameLocks xmlns:a="http://schemas.openxmlformats.org/drawingml/2006/main" noChangeAspect="1"/>
-                  </wp:cNvGraphicFramePr>
-                  <a:graphic xmlns:a="http://schemas.openxmlformats.org/drawingml/2006/main">
-                    <a:graphicData uri="http://schemas.openxmlformats.org/drawingml/2006/picture">
-                      <pic:pic xmlns:pic="http://schemas.openxmlformats.org/drawingml/2006/picture">
-                        <pic:nvPicPr>
-                          <pic:cNvPr id="0" name="Picture 92"/>
-                          <pic:cNvPicPr>
-                            <a:picLocks noChangeAspect="1" noChangeArrowheads="1"/>
-                          </pic:cNvPicPr>
-                        </pic:nvPicPr>
-                        <pic:blipFill>
-                          <a:blip r:embed="rId46" cstate="print">
-                            <a:extLst>
-                              <a:ext uri="{28A0092B-C50C-407E-A947-70E740481C1C}">
-                                <a14:useLocalDpi xmlns:a14="http://schemas.microsoft.com/office/drawing/2010/main" val="0"/>
-                              </a:ext>
-                            </a:extLst>
-                          </a:blip>
-                          <a:srcRect/>
-                          <a:stretch>
-                            <a:fillRect/>
-                          </a:stretch>
-                        </pic:blipFill>
-                        <pic:spPr bwMode="auto">
-                          <a:xfrm>
-                            <a:off x="0" y="0"/>
-                            <a:ext cx="468000" cy="468000"/>
-                          </a:xfrm>
-                          <a:prstGeom prst="rect">
-                            <a:avLst/>
-                          </a:prstGeom>
-                          <a:noFill/>
-                          <a:ln>
-                            <a:noFill/>
-                          </a:ln>
-                        </pic:spPr>
-                      </pic:pic>
-                    </a:graphicData>
-                  </a:graphic>
-                </wp:inline>
-              </w:drawing>
-            </w:r>
           </w:p>
         </w:tc>
         <w:tc>
@@ -3102,59 +2828,6 @@
                 <w:lang w:val="en-US"/>
               </w:rPr>
             </w:pPr>
-            <w:r>
-              <w:rPr>
-                <w:noProof/>
-              </w:rPr>
-              <w:drawing>
-                <wp:inline distT="0" distB="0" distL="0" distR="0" wp14:anchorId="759B4EBA" wp14:editId="42DF61CA">
-                  <wp:extent cx="468000" cy="468000"/>
-                  <wp:effectExtent l="0" t="0" r="8255" b="8255"/>
-                  <wp:docPr id="57" name="Рисунок 57"/>
-                  <wp:cNvGraphicFramePr>
-                    <a:graphicFrameLocks xmlns:a="http://schemas.openxmlformats.org/drawingml/2006/main" noChangeAspect="1"/>
-                  </wp:cNvGraphicFramePr>
-                  <a:graphic xmlns:a="http://schemas.openxmlformats.org/drawingml/2006/main">
-                    <a:graphicData uri="http://schemas.openxmlformats.org/drawingml/2006/picture">
-                      <pic:pic xmlns:pic="http://schemas.openxmlformats.org/drawingml/2006/picture">
-                        <pic:nvPicPr>
-                          <pic:cNvPr id="0" name="Picture 94"/>
-                          <pic:cNvPicPr>
-                            <a:picLocks noChangeAspect="1" noChangeArrowheads="1"/>
-                          </pic:cNvPicPr>
-                        </pic:nvPicPr>
-                        <pic:blipFill>
-                          <a:blip r:embed="rId47" cstate="print">
-                            <a:extLst>
-                              <a:ext uri="{28A0092B-C50C-407E-A947-70E740481C1C}">
-                                <a14:useLocalDpi xmlns:a14="http://schemas.microsoft.com/office/drawing/2010/main" val="0"/>
-                              </a:ext>
-                            </a:extLst>
-                          </a:blip>
-                          <a:srcRect/>
-                          <a:stretch>
-                            <a:fillRect/>
-                          </a:stretch>
-                        </pic:blipFill>
-                        <pic:spPr bwMode="auto">
-                          <a:xfrm>
-                            <a:off x="0" y="0"/>
-                            <a:ext cx="468000" cy="468000"/>
-                          </a:xfrm>
-                          <a:prstGeom prst="rect">
-                            <a:avLst/>
-                          </a:prstGeom>
-                          <a:noFill/>
-                          <a:ln>
-                            <a:noFill/>
-                          </a:ln>
-                        </pic:spPr>
-                      </pic:pic>
-                    </a:graphicData>
-                  </a:graphic>
-                </wp:inline>
-              </w:drawing>
-            </w:r>
           </w:p>
         </w:tc>
         <w:tc>
@@ -3169,59 +2842,6 @@
                 <w:lang w:val="en-US"/>
               </w:rPr>
             </w:pPr>
-            <w:r>
-              <w:rPr>
-                <w:noProof/>
-              </w:rPr>
-              <w:drawing>
-                <wp:inline distT="0" distB="0" distL="0" distR="0" wp14:anchorId="1772EEF4" wp14:editId="2BA1A526">
-                  <wp:extent cx="468000" cy="468000"/>
-                  <wp:effectExtent l="0" t="0" r="8255" b="8255"/>
-                  <wp:docPr id="58" name="Рисунок 58"/>
-                  <wp:cNvGraphicFramePr>
-                    <a:graphicFrameLocks xmlns:a="http://schemas.openxmlformats.org/drawingml/2006/main" noChangeAspect="1"/>
-                  </wp:cNvGraphicFramePr>
-                  <a:graphic xmlns:a="http://schemas.openxmlformats.org/drawingml/2006/main">
-                    <a:graphicData uri="http://schemas.openxmlformats.org/drawingml/2006/picture">
-                      <pic:pic xmlns:pic="http://schemas.openxmlformats.org/drawingml/2006/picture">
-                        <pic:nvPicPr>
-                          <pic:cNvPr id="0" name="Picture 96"/>
-                          <pic:cNvPicPr>
-                            <a:picLocks noChangeAspect="1" noChangeArrowheads="1"/>
-                          </pic:cNvPicPr>
-                        </pic:nvPicPr>
-                        <pic:blipFill>
-                          <a:blip r:embed="rId48" cstate="print">
-                            <a:extLst>
-                              <a:ext uri="{28A0092B-C50C-407E-A947-70E740481C1C}">
-                                <a14:useLocalDpi xmlns:a14="http://schemas.microsoft.com/office/drawing/2010/main" val="0"/>
-                              </a:ext>
-                            </a:extLst>
-                          </a:blip>
-                          <a:srcRect/>
-                          <a:stretch>
-                            <a:fillRect/>
-                          </a:stretch>
-                        </pic:blipFill>
-                        <pic:spPr bwMode="auto">
-                          <a:xfrm>
-                            <a:off x="0" y="0"/>
-                            <a:ext cx="468000" cy="468000"/>
-                          </a:xfrm>
-                          <a:prstGeom prst="rect">
-                            <a:avLst/>
-                          </a:prstGeom>
-                          <a:noFill/>
-                          <a:ln>
-                            <a:noFill/>
-                          </a:ln>
-                        </pic:spPr>
-                      </pic:pic>
-                    </a:graphicData>
-                  </a:graphic>
-                </wp:inline>
-              </w:drawing>
-            </w:r>
           </w:p>
         </w:tc>
         <w:tc>
@@ -3236,59 +2856,6 @@
                 <w:lang w:val="en-US"/>
               </w:rPr>
             </w:pPr>
-            <w:r>
-              <w:rPr>
-                <w:noProof/>
-              </w:rPr>
-              <w:drawing>
-                <wp:inline distT="0" distB="0" distL="0" distR="0" wp14:anchorId="3EC25E2C" wp14:editId="613D65C8">
-                  <wp:extent cx="468000" cy="468000"/>
-                  <wp:effectExtent l="0" t="0" r="8255" b="8255"/>
-                  <wp:docPr id="59" name="Рисунок 59"/>
-                  <wp:cNvGraphicFramePr>
-                    <a:graphicFrameLocks xmlns:a="http://schemas.openxmlformats.org/drawingml/2006/main" noChangeAspect="1"/>
-                  </wp:cNvGraphicFramePr>
-                  <a:graphic xmlns:a="http://schemas.openxmlformats.org/drawingml/2006/main">
-                    <a:graphicData uri="http://schemas.openxmlformats.org/drawingml/2006/picture">
-                      <pic:pic xmlns:pic="http://schemas.openxmlformats.org/drawingml/2006/picture">
-                        <pic:nvPicPr>
-                          <pic:cNvPr id="0" name="Picture 98"/>
-                          <pic:cNvPicPr>
-                            <a:picLocks noChangeAspect="1" noChangeArrowheads="1"/>
-                          </pic:cNvPicPr>
-                        </pic:nvPicPr>
-                        <pic:blipFill>
-                          <a:blip r:embed="rId49" cstate="print">
-                            <a:extLst>
-                              <a:ext uri="{28A0092B-C50C-407E-A947-70E740481C1C}">
-                                <a14:useLocalDpi xmlns:a14="http://schemas.microsoft.com/office/drawing/2010/main" val="0"/>
-                              </a:ext>
-                            </a:extLst>
-                          </a:blip>
-                          <a:srcRect/>
-                          <a:stretch>
-                            <a:fillRect/>
-                          </a:stretch>
-                        </pic:blipFill>
-                        <pic:spPr bwMode="auto">
-                          <a:xfrm>
-                            <a:off x="0" y="0"/>
-                            <a:ext cx="468000" cy="468000"/>
-                          </a:xfrm>
-                          <a:prstGeom prst="rect">
-                            <a:avLst/>
-                          </a:prstGeom>
-                          <a:noFill/>
-                          <a:ln>
-                            <a:noFill/>
-                          </a:ln>
-                        </pic:spPr>
-                      </pic:pic>
-                    </a:graphicData>
-                  </a:graphic>
-                </wp:inline>
-              </w:drawing>
-            </w:r>
           </w:p>
         </w:tc>
         <w:tc>
@@ -3417,6 +2984,7 @@
         </w:tc>
       </w:tr>
     </w:tbl>
+    <w:p/>
     <w:p/>
     <w:p>
       <w:pPr>
@@ -3492,7 +3060,7 @@
                           </pic:cNvPicPr>
                         </pic:nvPicPr>
                         <pic:blipFill>
-                          <a:blip r:embed="rId50" cstate="print">
+                          <a:blip r:embed="rId42" cstate="print">
                             <a:extLst>
                               <a:ext uri="{28A0092B-C50C-407E-A947-70E740481C1C}">
                                 <a14:useLocalDpi xmlns:a14="http://schemas.microsoft.com/office/drawing/2010/main" val="0"/>
@@ -3558,7 +3126,7 @@
                           </pic:cNvPicPr>
                         </pic:nvPicPr>
                         <pic:blipFill>
-                          <a:blip r:embed="rId51" cstate="print">
+                          <a:blip r:embed="rId43" cstate="print">
                             <a:extLst>
                               <a:ext uri="{28A0092B-C50C-407E-A947-70E740481C1C}">
                                 <a14:useLocalDpi xmlns:a14="http://schemas.microsoft.com/office/drawing/2010/main" val="0"/>
@@ -3624,7 +3192,7 @@
                           </pic:cNvPicPr>
                         </pic:nvPicPr>
                         <pic:blipFill>
-                          <a:blip r:embed="rId52" cstate="print">
+                          <a:blip r:embed="rId44" cstate="print">
                             <a:extLst>
                               <a:ext uri="{28A0092B-C50C-407E-A947-70E740481C1C}">
                                 <a14:useLocalDpi xmlns:a14="http://schemas.microsoft.com/office/drawing/2010/main" val="0"/>
@@ -3690,7 +3258,7 @@
                           </pic:cNvPicPr>
                         </pic:nvPicPr>
                         <pic:blipFill>
-                          <a:blip r:embed="rId53" cstate="print">
+                          <a:blip r:embed="rId45" cstate="print">
                             <a:extLst>
                               <a:ext uri="{28A0092B-C50C-407E-A947-70E740481C1C}">
                                 <a14:useLocalDpi xmlns:a14="http://schemas.microsoft.com/office/drawing/2010/main" val="0"/>
@@ -3756,7 +3324,7 @@
                           </pic:cNvPicPr>
                         </pic:nvPicPr>
                         <pic:blipFill>
-                          <a:blip r:embed="rId54" cstate="print">
+                          <a:blip r:embed="rId46" cstate="print">
                             <a:extLst>
                               <a:ext uri="{28A0092B-C50C-407E-A947-70E740481C1C}">
                                 <a14:useLocalDpi xmlns:a14="http://schemas.microsoft.com/office/drawing/2010/main" val="0"/>
@@ -3822,7 +3390,7 @@
                           </pic:cNvPicPr>
                         </pic:nvPicPr>
                         <pic:blipFill>
-                          <a:blip r:embed="rId55" cstate="print">
+                          <a:blip r:embed="rId47" cstate="print">
                             <a:extLst>
                               <a:ext uri="{28A0092B-C50C-407E-A947-70E740481C1C}">
                                 <a14:useLocalDpi xmlns:a14="http://schemas.microsoft.com/office/drawing/2010/main" val="0"/>
@@ -3888,7 +3456,7 @@
                           </pic:cNvPicPr>
                         </pic:nvPicPr>
                         <pic:blipFill>
-                          <a:blip r:embed="rId56" cstate="print">
+                          <a:blip r:embed="rId48" cstate="print">
                             <a:extLst>
                               <a:ext uri="{28A0092B-C50C-407E-A947-70E740481C1C}">
                                 <a14:useLocalDpi xmlns:a14="http://schemas.microsoft.com/office/drawing/2010/main" val="0"/>
@@ -3954,7 +3522,7 @@
                           </pic:cNvPicPr>
                         </pic:nvPicPr>
                         <pic:blipFill>
-                          <a:blip r:embed="rId57" cstate="print">
+                          <a:blip r:embed="rId49" cstate="print">
                             <a:extLst>
                               <a:ext uri="{28A0092B-C50C-407E-A947-70E740481C1C}">
                                 <a14:useLocalDpi xmlns:a14="http://schemas.microsoft.com/office/drawing/2010/main" val="0"/>
@@ -4020,7 +3588,7 @@
                           </pic:cNvPicPr>
                         </pic:nvPicPr>
                         <pic:blipFill>
-                          <a:blip r:embed="rId58" cstate="print">
+                          <a:blip r:embed="rId50" cstate="print">
                             <a:extLst>
                               <a:ext uri="{28A0092B-C50C-407E-A947-70E740481C1C}">
                                 <a14:useLocalDpi xmlns:a14="http://schemas.microsoft.com/office/drawing/2010/main" val="0"/>
@@ -4086,7 +3654,7 @@
                           </pic:cNvPicPr>
                         </pic:nvPicPr>
                         <pic:blipFill>
-                          <a:blip r:embed="rId59" cstate="print">
+                          <a:blip r:embed="rId51" cstate="print">
                             <a:extLst>
                               <a:ext uri="{28A0092B-C50C-407E-A947-70E740481C1C}">
                                 <a14:useLocalDpi xmlns:a14="http://schemas.microsoft.com/office/drawing/2010/main" val="0"/>
@@ -4152,7 +3720,7 @@
                           </pic:cNvPicPr>
                         </pic:nvPicPr>
                         <pic:blipFill>
-                          <a:blip r:embed="rId60" cstate="print">
+                          <a:blip r:embed="rId52" cstate="print">
                             <a:extLst>
                               <a:ext uri="{28A0092B-C50C-407E-A947-70E740481C1C}">
                                 <a14:useLocalDpi xmlns:a14="http://schemas.microsoft.com/office/drawing/2010/main" val="0"/>
@@ -4218,7 +3786,7 @@
                           </pic:cNvPicPr>
                         </pic:nvPicPr>
                         <pic:blipFill>
-                          <a:blip r:embed="rId61" cstate="print">
+                          <a:blip r:embed="rId53" cstate="print">
                             <a:extLst>
                               <a:ext uri="{28A0092B-C50C-407E-A947-70E740481C1C}">
                                 <a14:useLocalDpi xmlns:a14="http://schemas.microsoft.com/office/drawing/2010/main" val="0"/>
@@ -4289,7 +3857,7 @@
                           </pic:cNvPicPr>
                         </pic:nvPicPr>
                         <pic:blipFill>
-                          <a:blip r:embed="rId62" cstate="print">
+                          <a:blip r:embed="rId54" cstate="print">
                             <a:extLst>
                               <a:ext uri="{28A0092B-C50C-407E-A947-70E740481C1C}">
                                 <a14:useLocalDpi xmlns:a14="http://schemas.microsoft.com/office/drawing/2010/main" val="0"/>
@@ -4355,7 +3923,7 @@
                           </pic:cNvPicPr>
                         </pic:nvPicPr>
                         <pic:blipFill>
-                          <a:blip r:embed="rId63" cstate="print">
+                          <a:blip r:embed="rId55" cstate="print">
                             <a:extLst>
                               <a:ext uri="{28A0092B-C50C-407E-A947-70E740481C1C}">
                                 <a14:useLocalDpi xmlns:a14="http://schemas.microsoft.com/office/drawing/2010/main" val="0"/>
@@ -4421,7 +3989,7 @@
                           </pic:cNvPicPr>
                         </pic:nvPicPr>
                         <pic:blipFill>
-                          <a:blip r:embed="rId64" cstate="print">
+                          <a:blip r:embed="rId56" cstate="print">
                             <a:extLst>
                               <a:ext uri="{28A0092B-C50C-407E-A947-70E740481C1C}">
                                 <a14:useLocalDpi xmlns:a14="http://schemas.microsoft.com/office/drawing/2010/main" val="0"/>
@@ -4487,7 +4055,7 @@
                           </pic:cNvPicPr>
                         </pic:nvPicPr>
                         <pic:blipFill>
-                          <a:blip r:embed="rId65" cstate="print">
+                          <a:blip r:embed="rId57" cstate="print">
                             <a:extLst>
                               <a:ext uri="{28A0092B-C50C-407E-A947-70E740481C1C}">
                                 <a14:useLocalDpi xmlns:a14="http://schemas.microsoft.com/office/drawing/2010/main" val="0"/>
@@ -4553,7 +4121,7 @@
                           </pic:cNvPicPr>
                         </pic:nvPicPr>
                         <pic:blipFill>
-                          <a:blip r:embed="rId66" cstate="print">
+                          <a:blip r:embed="rId58" cstate="print">
                             <a:extLst>
                               <a:ext uri="{28A0092B-C50C-407E-A947-70E740481C1C}">
                                 <a14:useLocalDpi xmlns:a14="http://schemas.microsoft.com/office/drawing/2010/main" val="0"/>
@@ -4619,7 +4187,7 @@
                           </pic:cNvPicPr>
                         </pic:nvPicPr>
                         <pic:blipFill>
-                          <a:blip r:embed="rId67" cstate="print">
+                          <a:blip r:embed="rId59" cstate="print">
                             <a:extLst>
                               <a:ext uri="{28A0092B-C50C-407E-A947-70E740481C1C}">
                                 <a14:useLocalDpi xmlns:a14="http://schemas.microsoft.com/office/drawing/2010/main" val="0"/>
@@ -4682,7 +4250,7 @@
                           </pic:cNvPicPr>
                         </pic:nvPicPr>
                         <pic:blipFill>
-                          <a:blip r:embed="rId68" cstate="print">
+                          <a:blip r:embed="rId60" cstate="print">
                             <a:extLst>
                               <a:ext uri="{28A0092B-C50C-407E-A947-70E740481C1C}">
                                 <a14:useLocalDpi xmlns:a14="http://schemas.microsoft.com/office/drawing/2010/main" val="0"/>
@@ -4748,7 +4316,7 @@
                           </pic:cNvPicPr>
                         </pic:nvPicPr>
                         <pic:blipFill>
-                          <a:blip r:embed="rId69" cstate="print">
+                          <a:blip r:embed="rId61" cstate="print">
                             <a:extLst>
                               <a:ext uri="{28A0092B-C50C-407E-A947-70E740481C1C}">
                                 <a14:useLocalDpi xmlns:a14="http://schemas.microsoft.com/office/drawing/2010/main" val="0"/>
@@ -4814,7 +4382,7 @@
                           </pic:cNvPicPr>
                         </pic:nvPicPr>
                         <pic:blipFill>
-                          <a:blip r:embed="rId70" cstate="print">
+                          <a:blip r:embed="rId62" cstate="print">
                             <a:extLst>
                               <a:ext uri="{28A0092B-C50C-407E-A947-70E740481C1C}">
                                 <a14:useLocalDpi xmlns:a14="http://schemas.microsoft.com/office/drawing/2010/main" val="0"/>
@@ -4924,7 +4492,7 @@
                           </pic:cNvPicPr>
                         </pic:nvPicPr>
                         <pic:blipFill>
-                          <a:blip r:embed="rId71" cstate="print">
+                          <a:blip r:embed="rId63" cstate="print">
                             <a:extLst>
                               <a:ext uri="{28A0092B-C50C-407E-A947-70E740481C1C}">
                                 <a14:useLocalDpi xmlns:a14="http://schemas.microsoft.com/office/drawing/2010/main" val="0"/>
@@ -4990,7 +4558,7 @@
                           </pic:cNvPicPr>
                         </pic:nvPicPr>
                         <pic:blipFill>
-                          <a:blip r:embed="rId72" cstate="print">
+                          <a:blip r:embed="rId64" cstate="print">
                             <a:extLst>
                               <a:ext uri="{28A0092B-C50C-407E-A947-70E740481C1C}">
                                 <a14:useLocalDpi xmlns:a14="http://schemas.microsoft.com/office/drawing/2010/main" val="0"/>
@@ -5056,7 +4624,7 @@
                           </pic:cNvPicPr>
                         </pic:nvPicPr>
                         <pic:blipFill>
-                          <a:blip r:embed="rId73" cstate="print">
+                          <a:blip r:embed="rId65" cstate="print">
                             <a:extLst>
                               <a:ext uri="{28A0092B-C50C-407E-A947-70E740481C1C}">
                                 <a14:useLocalDpi xmlns:a14="http://schemas.microsoft.com/office/drawing/2010/main" val="0"/>
@@ -5122,7 +4690,7 @@
                           </pic:cNvPicPr>
                         </pic:nvPicPr>
                         <pic:blipFill>
-                          <a:blip r:embed="rId74" cstate="print">
+                          <a:blip r:embed="rId66" cstate="print">
                             <a:extLst>
                               <a:ext uri="{28A0092B-C50C-407E-A947-70E740481C1C}">
                                 <a14:useLocalDpi xmlns:a14="http://schemas.microsoft.com/office/drawing/2010/main" val="0"/>
@@ -5193,7 +4761,7 @@
                           </pic:cNvPicPr>
                         </pic:nvPicPr>
                         <pic:blipFill>
-                          <a:blip r:embed="rId75" cstate="print">
+                          <a:blip r:embed="rId67" cstate="print">
                             <a:extLst>
                               <a:ext uri="{28A0092B-C50C-407E-A947-70E740481C1C}">
                                 <a14:useLocalDpi xmlns:a14="http://schemas.microsoft.com/office/drawing/2010/main" val="0"/>
@@ -5264,7 +4832,7 @@
                           </pic:cNvPicPr>
                         </pic:nvPicPr>
                         <pic:blipFill>
-                          <a:blip r:embed="rId76" cstate="print">
+                          <a:blip r:embed="rId68" cstate="print">
                             <a:extLst>
                               <a:ext uri="{28A0092B-C50C-407E-A947-70E740481C1C}">
                                 <a14:useLocalDpi xmlns:a14="http://schemas.microsoft.com/office/drawing/2010/main" val="0"/>
@@ -5330,7 +4898,7 @@
                           </pic:cNvPicPr>
                         </pic:nvPicPr>
                         <pic:blipFill>
-                          <a:blip r:embed="rId77" cstate="print">
+                          <a:blip r:embed="rId69" cstate="print">
                             <a:extLst>
                               <a:ext uri="{28A0092B-C50C-407E-A947-70E740481C1C}">
                                 <a14:useLocalDpi xmlns:a14="http://schemas.microsoft.com/office/drawing/2010/main" val="0"/>
@@ -5397,7 +4965,7 @@
                           </pic:cNvPicPr>
                         </pic:nvPicPr>
                         <pic:blipFill>
-                          <a:blip r:embed="rId78" cstate="print">
+                          <a:blip r:embed="rId70" cstate="print">
                             <a:extLst>
                               <a:ext uri="{28A0092B-C50C-407E-A947-70E740481C1C}">
                                 <a14:useLocalDpi xmlns:a14="http://schemas.microsoft.com/office/drawing/2010/main" val="0"/>
@@ -5464,7 +5032,7 @@
                           </pic:cNvPicPr>
                         </pic:nvPicPr>
                         <pic:blipFill>
-                          <a:blip r:embed="rId79" cstate="print">
+                          <a:blip r:embed="rId71" cstate="print">
                             <a:extLst>
                               <a:ext uri="{28A0092B-C50C-407E-A947-70E740481C1C}">
                                 <a14:useLocalDpi xmlns:a14="http://schemas.microsoft.com/office/drawing/2010/main" val="0"/>
@@ -6204,6 +5772,7 @@
     <w:lsdException w:name="HTML Sample" w:semiHidden="1" w:unhideWhenUsed="1"/>
     <w:lsdException w:name="HTML Typewriter" w:semiHidden="1" w:unhideWhenUsed="1"/>
     <w:lsdException w:name="HTML Variable" w:semiHidden="1" w:unhideWhenUsed="1"/>
+    <w:lsdException w:name="Normal Table" w:semiHidden="1" w:unhideWhenUsed="1"/>
     <w:lsdException w:name="annotation subject" w:semiHidden="1" w:unhideWhenUsed="1"/>
     <w:lsdException w:name="No List" w:semiHidden="1" w:unhideWhenUsed="1"/>
     <w:lsdException w:name="Outline List 1" w:semiHidden="1" w:unhideWhenUsed="1"/>
@@ -6246,8 +5815,11 @@
     <w:lsdException w:name="Table Contemporary" w:semiHidden="1" w:unhideWhenUsed="1"/>
     <w:lsdException w:name="Table Elegant" w:semiHidden="1" w:unhideWhenUsed="1"/>
     <w:lsdException w:name="Table Professional" w:semiHidden="1" w:unhideWhenUsed="1"/>
+    <w:lsdException w:name="Table Subtle 1" w:semiHidden="1" w:unhideWhenUsed="1"/>
     <w:lsdException w:name="Table Subtle 2" w:semiHidden="1" w:unhideWhenUsed="1"/>
     <w:lsdException w:name="Table Web 1" w:semiHidden="1" w:unhideWhenUsed="1"/>
+    <w:lsdException w:name="Table Web 2" w:semiHidden="1" w:unhideWhenUsed="1"/>
+    <w:lsdException w:name="Table Web 3" w:semiHidden="1" w:unhideWhenUsed="1"/>
     <w:lsdException w:name="Balloon Text" w:semiHidden="1" w:unhideWhenUsed="1"/>
     <w:lsdException w:name="Table Grid" w:uiPriority="39"/>
     <w:lsdException w:name="Table Theme" w:semiHidden="1" w:unhideWhenUsed="1"/>
